--- a/KHBD_Robotics/Lớp_5/Tuần_15/KHBD_Robotics_Lớp_5_Tiet14_Bai_12_Domino_trong_Robotics.docx
+++ b/KHBD_Robotics/Lớp_5/Tuần_15/KHBD_Robotics_Lớp_5_Tiet14_Bai_12_Domino_trong_Robotics.docx
@@ -290,7 +290,7 @@
           <w:i w:val="0"/>
           <w:sz w:val="26"/>
         </w:rPr>
-        <w:t>+ Tìm hiểu chuyển động chính xác.</w:t>
+        <w:t>- Nêu được cách chơi domino.</w:t>
       </w:r>
     </w:p>
     <w:p>
@@ -306,7 +306,7 @@
           <w:i w:val="0"/>
           <w:sz w:val="26"/>
         </w:rPr>
-        <w:t>+ Lắp robot xếp khối domino tự động.</w:t>
+        <w:t>- Nêu được nguyên lý vận hành trò chơi domino.</w:t>
       </w:r>
     </w:p>
     <w:p>
@@ -825,7 +825,17 @@
               <w:spacing w:line="276" w:lineRule="auto" w:after="40"/>
               <w:jc w:val="left"/>
             </w:pPr>
-            <w:r/>
+            <w:r>
+              <w:rPr>
+                <w:rFonts w:ascii="Times New Roman" w:hAnsi="Times New Roman"/>
+                <w:sz w:val="26"/>
+              </w:rPr>
+              <w:t>+ GV cho HS quan sát video và đặt câu hỏi.</w:t>
+              <w:br/>
+              <w:t>+ HS quan sát video và trả lời câu hỏi.</w:t>
+              <w:br/>
+              <w:t>+ GV lắng nghe và nhận xét.</w:t>
+            </w:r>
             <w:r>
               <w:rPr>
                 <w:rFonts w:ascii="Times New Roman" w:hAnsi="Times New Roman" w:cs="Times New Roman" w:eastAsia="Times New Roman"/>
@@ -833,7 +843,6 @@
                 <w:i w:val="0"/>
                 <w:sz w:val="26"/>
               </w:rPr>
-              <w:t>- GV trình chiếu clip/hình ảnh thực tế sinh động liên quan đến chủ đề.</w:t>
             </w:r>
           </w:p>
           <w:p>
@@ -848,7 +857,6 @@
                 <w:i w:val="0"/>
                 <w:sz w:val="26"/>
               </w:rPr>
-              <w:t>- Đặt câu hỏi dẫn dắt: "Em có biết bạn robot này giúp ích gì cho con người không?"</w:t>
             </w:r>
           </w:p>
           <w:p>
@@ -863,7 +871,6 @@
                 <w:i w:val="0"/>
                 <w:sz w:val="26"/>
               </w:rPr>
-              <w:t>- HS chú ý quan sát, thảo luận cặp đôi và xung phong trả lời.</w:t>
             </w:r>
           </w:p>
           <w:p>
@@ -878,7 +885,49 @@
                 <w:i w:val="0"/>
                 <w:sz w:val="26"/>
               </w:rPr>
-              <w:t>- GV nhận xét, tuyên dương và dẫn dắt vào bài mới.</w:t>
+            </w:r>
+          </w:p>
+          <w:p>
+            <w:pPr>
+              <w:jc w:val="center"/>
+            </w:pPr>
+            <w:r>
+              <w:drawing>
+                <wp:inline distT="0" distB="0" distL="0" distR="0" wp14:anchorId="58F4EBF6" wp14:editId="470D274A">
+                  <wp:extent cx="4616831" cy="581660"/>
+                  <wp:effectExtent l="0" t="0" r="0" b="0"/>
+                  <wp:docPr id="176" name="picture 176" descr="Sung. Tên ảnh gốc: CLP00001b380012.bmp Kích thước ảnh gốc: rộng 1206 pixel x cao 152 pixel"/>
+                  <wp:cNvGraphicFramePr/>
+                  <a:graphic xmlns:a="http://schemas.openxmlformats.org/drawingml/2006/main">
+                    <a:graphicData uri="http://schemas.openxmlformats.org/drawingml/2006/picture">
+                      <pic:pic xmlns:pic="http://schemas.openxmlformats.org/drawingml/2006/picture">
+                        <pic:nvPicPr>
+                          <pic:cNvPr id="0" name="pic"/>
+                          <pic:cNvPicPr/>
+                        </pic:nvPicPr>
+                        <pic:blipFill>
+                          <a:blip r:embed="rId16" cstate="print">
+                            <a:lum/>
+                          </a:blip>
+                          <a:srcRect/>
+                          <a:stretch>
+                            <a:fillRect/>
+                          </a:stretch>
+                        </pic:blipFill>
+                        <pic:spPr>
+                          <a:xfrm>
+                            <a:off x="0" y="0"/>
+                            <a:ext cx="4616831" cy="581660"/>
+                          </a:xfrm>
+                          <a:prstGeom prst="rect">
+                            <a:avLst/>
+                          </a:prstGeom>
+                        </pic:spPr>
+                      </pic:pic>
+                    </a:graphicData>
+                  </a:graphic>
+                </wp:inline>
+              </w:drawing>
             </w:r>
           </w:p>
         </w:tc>
@@ -897,7 +946,15 @@
               <w:spacing w:line="276" w:lineRule="auto" w:after="40"/>
               <w:jc w:val="left"/>
             </w:pPr>
-            <w:r/>
+            <w:r>
+              <w:rPr>
+                <w:rFonts w:ascii="Times New Roman" w:hAnsi="Times New Roman"/>
+                <w:sz w:val="26"/>
+              </w:rPr>
+              <w:t>Câu trả lời của HS.</w:t>
+              <w:br/>
+              <w:t>+ Câu hỏi: Trong video, có bao nhiêu mảnh ghép bị đổ khi gạt đổ mảnh đầu tiên?</w:t>
+            </w:r>
             <w:r>
               <w:rPr>
                 <w:rFonts w:ascii="Times New Roman" w:hAnsi="Times New Roman" w:cs="Times New Roman" w:eastAsia="Times New Roman"/>
@@ -905,7 +962,6 @@
                 <w:i w:val="0"/>
                 <w:sz w:val="26"/>
               </w:rPr>
-              <w:t>HS hào hứng, tập trung vào bài học.</w:t>
             </w:r>
           </w:p>
           <w:p>
@@ -920,7 +976,6 @@
                 <w:i w:val="0"/>
                 <w:sz w:val="26"/>
               </w:rPr>
-              <w:t>Nhận diện được chủ đề bài học.</w:t>
             </w:r>
           </w:p>
         </w:tc>
@@ -1128,7 +1183,17 @@
               <w:spacing w:line="276" w:lineRule="auto" w:after="40"/>
               <w:jc w:val="left"/>
             </w:pPr>
-            <w:r/>
+            <w:r>
+              <w:rPr>
+                <w:rFonts w:ascii="Times New Roman" w:hAnsi="Times New Roman"/>
+                <w:sz w:val="26"/>
+              </w:rPr>
+              <w:t>+ GV đặt câu hỏi cho HS.</w:t>
+              <w:br/>
+              <w:t>+ HS lắng nghe và trả lời.</w:t>
+              <w:br/>
+              <w:t>+ GV cho HS trải nghiệm trò chơi domino bằng các mảnh ghép robotics.</w:t>
+            </w:r>
             <w:r>
               <w:rPr>
                 <w:rFonts w:ascii="Times New Roman" w:hAnsi="Times New Roman" w:cs="Times New Roman" w:eastAsia="Times New Roman"/>
@@ -1136,7 +1201,6 @@
                 <w:i w:val="0"/>
                 <w:sz w:val="26"/>
               </w:rPr>
-              <w:t>- GV phát phiếu hướng dẫn và giới thiệu từng loại linh kiện chính.</w:t>
             </w:r>
           </w:p>
           <w:p>
@@ -1151,7 +1215,6 @@
                 <w:i w:val="0"/>
                 <w:sz w:val="26"/>
               </w:rPr>
-              <w:t>- Hướng dẫn HS cách chọn đúng chốt nối và cách phân biệt các khớp xoay.</w:t>
             </w:r>
           </w:p>
           <w:p>
@@ -1166,7 +1229,6 @@
                 <w:i w:val="0"/>
                 <w:sz w:val="26"/>
               </w:rPr>
-              <w:t>- HS làm việc nhóm, chọn đúng các chi tiết cần thiết ra khay chứa.</w:t>
             </w:r>
           </w:p>
           <w:p>
@@ -1181,7 +1243,49 @@
                 <w:i w:val="0"/>
                 <w:sz w:val="26"/>
               </w:rPr>
-              <w:t>- GV đi từng bàn kiểm tra, hỗ trợ nhóm còn lúng túng.</w:t>
+            </w:r>
+          </w:p>
+          <w:p>
+            <w:pPr>
+              <w:jc w:val="center"/>
+            </w:pPr>
+            <w:r>
+              <w:drawing>
+                <wp:inline distT="0" distB="0" distL="0" distR="0" wp14:anchorId="7EB5D082" wp14:editId="39B2B6FB">
+                  <wp:extent cx="3990213" cy="1935607"/>
+                  <wp:effectExtent l="0" t="0" r="0" b="0"/>
+                  <wp:docPr id="179" name="picture 179" descr="Sung. Tên ảnh gốc: CLP00001b380015.bmp Kích thước ảnh gốc: rộng 643 pixel x cao 312 pixel"/>
+                  <wp:cNvGraphicFramePr/>
+                  <a:graphic xmlns:a="http://schemas.openxmlformats.org/drawingml/2006/main">
+                    <a:graphicData uri="http://schemas.openxmlformats.org/drawingml/2006/picture">
+                      <pic:pic xmlns:pic="http://schemas.openxmlformats.org/drawingml/2006/picture">
+                        <pic:nvPicPr>
+                          <pic:cNvPr id="0" name="pic"/>
+                          <pic:cNvPicPr/>
+                        </pic:nvPicPr>
+                        <pic:blipFill>
+                          <a:blip r:embed="rId17" cstate="print">
+                            <a:lum/>
+                          </a:blip>
+                          <a:srcRect/>
+                          <a:stretch>
+                            <a:fillRect/>
+                          </a:stretch>
+                        </pic:blipFill>
+                        <pic:spPr>
+                          <a:xfrm>
+                            <a:off x="0" y="0"/>
+                            <a:ext cx="3990213" cy="1935607"/>
+                          </a:xfrm>
+                          <a:prstGeom prst="rect">
+                            <a:avLst/>
+                          </a:prstGeom>
+                        </pic:spPr>
+                      </pic:pic>
+                    </a:graphicData>
+                  </a:graphic>
+                </wp:inline>
+              </w:drawing>
             </w:r>
           </w:p>
         </w:tc>
@@ -1200,7 +1304,21 @@
               <w:spacing w:line="276" w:lineRule="auto" w:after="40"/>
               <w:jc w:val="left"/>
             </w:pPr>
-            <w:r/>
+            <w:r>
+              <w:rPr>
+                <w:rFonts w:ascii="Times New Roman" w:hAnsi="Times New Roman"/>
+                <w:sz w:val="26"/>
+              </w:rPr>
+              <w:t>+ Nêu được cách chơi domino.</w:t>
+              <w:br/>
+              <w:t>+ Nêu được nguyên lý vận hành trò chơi domino.</w:t>
+              <w:br/>
+              <w:t>Câu trả lời của HS.</w:t>
+              <w:br/>
+              <w:t>+ Cách chơi domino: Domino bao gồm một loạt các khối hình chữ nhật có kích thước nhất định xếp chồng lên nhau hoặc xếp theo thứ tự. Khi xếp phải đảm bảo khoảng cách giữa các khối không quá xa. Khi gạt đổ khối đầu tiên, nó sẽ đổ vào khối đứng cạnh và khiến khối đó đổ theo. Quá trình này diễn ra liên tục khi tất cả các khối domino đều đổ hết.</w:t>
+              <w:br/>
+              <w:t>+ Nguyên lý vận hành trò chơi domino: dựa vào hiệu ứng domino. Hiệu ứng domino là một chuỗi phản ứng xảy ra khi có thay đổi nhỏ từ điểm bắt đầu, từ đó gây ra những thay đổi tương tự tại các điểm gần đó, sau đó lan tỏa ra các điểm xa hơn, tạo thành một chuỗi thay đổi tuyến tính.</w:t>
+            </w:r>
             <w:r>
               <w:rPr>
                 <w:rFonts w:ascii="Times New Roman" w:hAnsi="Times New Roman" w:cs="Times New Roman" w:eastAsia="Times New Roman"/>
@@ -1208,7 +1326,6 @@
                 <w:i w:val="0"/>
                 <w:sz w:val="26"/>
               </w:rPr>
-              <w:t>HS gọi đúng tên các linh kiện cơ bản.</w:t>
             </w:r>
           </w:p>
           <w:p>
@@ -1223,7 +1340,6 @@
                 <w:i w:val="0"/>
                 <w:sz w:val="26"/>
               </w:rPr>
-              <w:t>Chuẩn bị đầy đủ linh kiện lắp ráp.</w:t>
             </w:r>
           </w:p>
         </w:tc>
@@ -1431,7 +1547,15 @@
               <w:spacing w:line="276" w:lineRule="auto" w:after="40"/>
               <w:jc w:val="left"/>
             </w:pPr>
-            <w:r/>
+            <w:r>
+              <w:rPr>
+                <w:rFonts w:ascii="Times New Roman" w:hAnsi="Times New Roman"/>
+                <w:sz w:val="26"/>
+              </w:rPr>
+              <w:t>+ GV yêu cầu HS mở hộp, lựa chọn các mảnh ghép và lắp ghép theo hướng dẫn trong   sách. Lưu ý cách sử dụng chốt trong suốt.</w:t>
+              <w:br/>
+              <w:t>+ HS tiến hành lắp ráp robot Domino.</w:t>
+            </w:r>
             <w:r>
               <w:rPr>
                 <w:rFonts w:ascii="Times New Roman" w:hAnsi="Times New Roman" w:cs="Times New Roman" w:eastAsia="Times New Roman"/>
@@ -1439,7 +1563,6 @@
                 <w:i w:val="0"/>
                 <w:sz w:val="26"/>
               </w:rPr>
-              <w:t>- GV nêu yêu cầu thực hành và lưu ý an toàn khi lắp ráp.</w:t>
             </w:r>
           </w:p>
           <w:p>
@@ -1454,7 +1577,6 @@
                 <w:i w:val="0"/>
                 <w:sz w:val="26"/>
               </w:rPr>
-              <w:t>- HS phân công nhiệm vụ: bạn xem sơ đồ, bạn lắp khung, bạn thử pin.</w:t>
             </w:r>
           </w:p>
           <w:p>
@@ -1469,7 +1591,6 @@
                 <w:i w:val="0"/>
                 <w:sz w:val="26"/>
               </w:rPr>
-              <w:t>- Các nhóm hoàn thiện mô hình robot và bật công tắc chạy thử.</w:t>
             </w:r>
           </w:p>
           <w:p>
@@ -1484,7 +1605,49 @@
                 <w:i w:val="0"/>
                 <w:sz w:val="26"/>
               </w:rPr>
-              <w:t>- GV quan sát, khích lệ và chấm điểm thi đua giữa các nhóm.</w:t>
+            </w:r>
+          </w:p>
+          <w:p>
+            <w:pPr>
+              <w:jc w:val="center"/>
+            </w:pPr>
+            <w:r>
+              <w:drawing>
+                <wp:inline distT="0" distB="0" distL="0" distR="0" wp14:anchorId="5FE4DA2E" wp14:editId="69A2ACCD">
+                  <wp:extent cx="3237395" cy="2802577"/>
+                  <wp:effectExtent l="0" t="0" r="1270" b="0"/>
+                  <wp:docPr id="180" name="picture 180" descr="Sung. Tên ảnh gốc: CLP00001b380016.bmp Kích thước ảnh gốc: rộng 753 pixel x cao 707 pixel"/>
+                  <wp:cNvGraphicFramePr/>
+                  <a:graphic xmlns:a="http://schemas.openxmlformats.org/drawingml/2006/main">
+                    <a:graphicData uri="http://schemas.openxmlformats.org/drawingml/2006/picture">
+                      <pic:pic xmlns:pic="http://schemas.openxmlformats.org/drawingml/2006/picture">
+                        <pic:nvPicPr>
+                          <pic:cNvPr id="0" name="pic"/>
+                          <pic:cNvPicPr/>
+                        </pic:nvPicPr>
+                        <pic:blipFill>
+                          <a:blip r:embed="rId18" cstate="print">
+                            <a:lum/>
+                          </a:blip>
+                          <a:srcRect/>
+                          <a:stretch>
+                            <a:fillRect/>
+                          </a:stretch>
+                        </pic:blipFill>
+                        <pic:spPr>
+                          <a:xfrm>
+                            <a:off x="0" y="0"/>
+                            <a:ext cx="3252846" cy="2815953"/>
+                          </a:xfrm>
+                          <a:prstGeom prst="rect">
+                            <a:avLst/>
+                          </a:prstGeom>
+                        </pic:spPr>
+                      </pic:pic>
+                    </a:graphicData>
+                  </a:graphic>
+                </wp:inline>
+              </w:drawing>
             </w:r>
           </w:p>
         </w:tc>
@@ -1503,7 +1666,13 @@
               <w:spacing w:line="276" w:lineRule="auto" w:after="40"/>
               <w:jc w:val="left"/>
             </w:pPr>
-            <w:r/>
+            <w:r>
+              <w:rPr>
+                <w:rFonts w:ascii="Times New Roman" w:hAnsi="Times New Roman"/>
+                <w:sz w:val="26"/>
+              </w:rPr>
+              <w:t>Sản phẩm robot của HS.</w:t>
+            </w:r>
             <w:r>
               <w:rPr>
                 <w:rFonts w:ascii="Times New Roman" w:hAnsi="Times New Roman" w:cs="Times New Roman" w:eastAsia="Times New Roman"/>
@@ -1511,7 +1680,6 @@
                 <w:i w:val="0"/>
                 <w:sz w:val="26"/>
               </w:rPr>
-              <w:t>Mô hình robot hoàn thành chắc chắn.</w:t>
             </w:r>
           </w:p>
           <w:p>
@@ -1526,7 +1694,6 @@
                 <w:i w:val="0"/>
                 <w:sz w:val="26"/>
               </w:rPr>
-              <w:t>Robot hoạt động trơn tru, chính xác.</w:t>
             </w:r>
           </w:p>
         </w:tc>
@@ -1734,7 +1901,35 @@
               <w:spacing w:line="276" w:lineRule="auto" w:after="40"/>
               <w:jc w:val="left"/>
             </w:pPr>
-            <w:r/>
+            <w:r>
+              <w:rPr>
+                <w:rFonts w:ascii="Times New Roman" w:hAnsi="Times New Roman"/>
+                <w:sz w:val="26"/>
+              </w:rPr>
+              <w:t>+ GV hướng dẫn HS lắp ráp sáng tạo thêm cho robot.</w:t>
+              <w:br/>
+              <w:t>+ HS tiến hành lắp ráp, sáng tạo dựa trên những gợi ý của GV và những mảnh ghép còn trong hộp.</w:t>
+              <w:br/>
+              <w:t>5. Tự học (Let’s move)</w:t>
+              <w:br/>
+              <w:t>- Mục tiêu: Vận hành được robot đã lắp.</w:t>
+              <w:br/>
+              <w:t>- Nội dung: HS vận hành robot vừa lắp, chơi với robot.</w:t>
+              <w:br/>
+              <w:t>+ GV tổ chức cho HS chơi với robot sau khi lắp xong.</w:t>
+              <w:br/>
+              <w:t>+ HS tự chơi với robot.</w:t>
+              <w:br/>
+              <w:t>6. Tự kiểm tra (Let’s check)</w:t>
+              <w:br/>
+              <w:t>- Mục tiêu: HS tháo được chốt, sắp xếp ngăn nắp các mảnh ghép vào trong hộp.</w:t>
+              <w:br/>
+              <w:t>- Nội dung: HS tháo chốt, sắp xếp các mảnh ghép.</w:t>
+              <w:br/>
+              <w:t>+ GV cho HS tháo chốt.</w:t>
+              <w:br/>
+              <w:t>+ HS tiến hành tháo robot, sắp xếp ngăn nắp các mảnh ghép vào trong hộp, dọn dẹp bàn ghế quanh vị trí ngồi.</w:t>
+            </w:r>
             <w:r>
               <w:rPr>
                 <w:rFonts w:ascii="Times New Roman" w:hAnsi="Times New Roman" w:cs="Times New Roman" w:eastAsia="Times New Roman"/>
@@ -1742,7 +1937,6 @@
                 <w:i w:val="0"/>
                 <w:sz w:val="26"/>
               </w:rPr>
-              <w:t>- GV đặt câu hỏi: "Em có thể gắn thêm chi tiết gì để bạn robot đẹp hơn?"</w:t>
             </w:r>
           </w:p>
           <w:p>
@@ -1757,7 +1951,6 @@
                 <w:i w:val="0"/>
                 <w:sz w:val="26"/>
               </w:rPr>
-              <w:t>- Đại diện 1-2 nhóm giơ robot lên giới thiệu và biểu diễn trước lớp.</w:t>
             </w:r>
           </w:p>
           <w:p>
@@ -1772,7 +1965,6 @@
                 <w:i w:val="0"/>
                 <w:sz w:val="26"/>
               </w:rPr>
-              <w:t>- GV tổng kết tiết học, dặn dò HS cẩn thận tháo dỡ hoặc bảo quản mô hình.</w:t>
             </w:r>
           </w:p>
           <w:p>
@@ -1787,7 +1979,6 @@
                 <w:i w:val="0"/>
                 <w:sz w:val="26"/>
               </w:rPr>
-              <w:t>- HS thu gom linh kiện vào đúng ngăn trong hộp Kit, xếp ghế ngay ngắn.</w:t>
             </w:r>
           </w:p>
         </w:tc>
@@ -1806,7 +1997,13 @@
               <w:spacing w:line="276" w:lineRule="auto" w:after="40"/>
               <w:jc w:val="left"/>
             </w:pPr>
-            <w:r/>
+            <w:r>
+              <w:rPr>
+                <w:rFonts w:ascii="Times New Roman" w:hAnsi="Times New Roman"/>
+                <w:sz w:val="26"/>
+              </w:rPr>
+              <w:t>Sản phẩm robot sáng tạo của HS.</w:t>
+            </w:r>
             <w:r>
               <w:rPr>
                 <w:rFonts w:ascii="Times New Roman" w:hAnsi="Times New Roman" w:cs="Times New Roman" w:eastAsia="Times New Roman"/>
@@ -1814,7 +2011,6 @@
                 <w:i w:val="0"/>
                 <w:sz w:val="26"/>
               </w:rPr>
-              <w:t>HS tự tin chia sẻ ý tưởng trước lớp.</w:t>
             </w:r>
           </w:p>
           <w:p>
@@ -1829,7 +2025,6 @@
                 <w:i w:val="0"/>
                 <w:sz w:val="26"/>
               </w:rPr>
-              <w:t>Hộp đồ dùng ngăn nắp, phòng học sạch sẽ.</w:t>
             </w:r>
           </w:p>
         </w:tc>
